--- a/output/doc/legal/02_Privacyverklaring_AVG_Pure_Grief_and_Therapeutic_ART.docx
+++ b/output/doc/legal/02_Privacyverklaring_AVG_Pure_Grief_and_Therapeutic_ART.docx
@@ -27,7 +27,7 @@
         <w:jc w:val="center"/>
       </w:pPr>
       <w:r>
-        <w:t>Verwerkingsverantwoordelijke: De Troostboom</w:t>
+        <w:t>Verwerkingsverantwoordelijke: De Troostboom®</w:t>
       </w:r>
     </w:p>
     <w:p>
@@ -52,7 +52,7 @@
         <w:rPr>
           <w:i w:val="0"/>
         </w:rPr>
-        <w:t>De Troostboom is verantwoordelijk voor de verwerking van persoonsgegevens in de app en op de website van Pure Grief and Therapeutic ART.</w:t>
+        <w:t>De Troostboom® is verantwoordelijk voor de verwerking van persoonsgegevens in de app en op de website van Pure Grief and Therapeutic ART.</w:t>
       </w:r>
     </w:p>
     <w:p>
@@ -60,7 +60,7 @@
         <w:rPr>
           <w:i w:val="0"/>
         </w:rPr>
-        <w:t>Contactgegevens: [IN TE VULLEN: vestigingsadres De Troostboom], [IN TE VULLEN: postcode en vestigingsplaats], Nederland, e-mail: info@pure-therapeutic-art-therapy.com, KvK: 17251011.</w:t>
+        <w:t>Contactgegevens: Maarten Trompstraat 53, 5262 VL Vught, Nederland, e-mail: info@pure-therapeutic-art-therapy.com, KvK: 17251011.</w:t>
       </w:r>
     </w:p>
     <w:p>
